--- a/SWI/201-Plant-Sampling/MM-4034-033-OR-03-SWI-PRO-MET-201-025-Sampling-Under-Cyanide-Alarm-or-Restricted-Access-Conditions-RevA.docx
+++ b/SWI/201-Plant-Sampling/MM-4034-033-OR-03-SWI-PRO-MET-201-025-Sampling-Under-Cyanide-Alarm-or-Restricted-Access-Conditions-RevA.docx
@@ -3473,7 +3473,7 @@
                 <w:lang w:val="en-AU" w:eastAsia="en-AU"/>
                 <w14:ligatures w14:val="none"/>
               </w:rPr>
-              <w:t xml:space="preserve">Confirm you are trained and signed off against this SWI, signed on to JSEA-PRO-MET-201-025 at a communication session, and authorised by the Shift Supervisor.</w:t>
+              <w:t xml:space="preserve">Confirm you are trained and signed off against this SWI, signed on to JSEA-PRO-MET-201-025 at a communication session, site inducted with current cyanide awareness and gas detection competency where the area requires it, and authorised by the Shift Supervisor.</w:t>
             </w:r>
           </w:p>
           <w:p>
@@ -5467,7 +5467,7 @@
                 <w:lang w:val="en-AU" w:eastAsia="en-AU"/>
                 <w14:ligatures w14:val="none"/>
               </w:rPr>
-              <w:t xml:space="preserve">Make the register or logbook entry and any handover signature.</w:t>
+              <w:t xml:space="preserve">Record every value determined on the field or bench data sheet - date, time, shift and operator. Make the register or logbook entry and any handover signature.</w:t>
             </w:r>
           </w:p>
           <w:p>
